--- a/Zaciatok/comfort_shell.docx
+++ b/Zaciatok/comfort_shell.docx
@@ -103,7 +103,7 @@
     <w:p>
       <w:r>
         <w:pict w14:anchorId="76F56AF1">
-          <v:rect id="_x0000_i1073" style="width:0;height:1.5pt" o:hralign="center" o:hrstd="t" o:hr="t" fillcolor="#a0a0a0" stroked="f"/>
+          <v:rect id="_x0000_i1025" style="width:0;height:1.5pt" o:hralign="center" o:hrstd="t" o:hr="t" fillcolor="#a0a0a0" stroked="f"/>
         </w:pict>
       </w:r>
     </w:p>
@@ -386,7 +386,7 @@
     <w:p>
       <w:r>
         <w:pict w14:anchorId="4014A3A6">
-          <v:rect id="_x0000_i1074" style="width:0;height:1.5pt" o:hralign="center" o:hrstd="t" o:hr="t" fillcolor="#a0a0a0" stroked="f"/>
+          <v:rect id="_x0000_i1026" style="width:0;height:1.5pt" o:hralign="center" o:hrstd="t" o:hr="t" fillcolor="#a0a0a0" stroked="f"/>
         </w:pict>
       </w:r>
     </w:p>
@@ -402,57 +402,57 @@
           <w:b/>
           <w:bCs/>
         </w:rPr>
+        <w:t xml:space="preserve">2) </w:t>
+      </w:r>
+      <w:r>
+        <w:rPr>
+          <w:rFonts w:ascii="Segoe UI Emoji" w:hAnsi="Segoe UI Emoji" w:cs="Segoe UI Emoji"/>
+          <w:b/>
+          <w:bCs/>
+        </w:rPr>
+        <w:t>🐍</w:t>
+      </w:r>
+      <w:r>
+        <w:rPr>
+          <w:b/>
+          <w:bCs/>
+        </w:rPr>
+        <w:t xml:space="preserve"> Python Workflow (fast, predictable, zero headaches)</w:t>
+      </w:r>
+    </w:p>
+    <w:p>
+      <w:pPr>
+        <w:rPr>
+          <w:b/>
+          <w:bCs/>
+        </w:rPr>
+      </w:pPr>
+      <w:r>
+        <w:rPr>
+          <w:b/>
+          <w:bCs/>
+        </w:rPr>
+        <w:t>Create project</w:t>
+      </w:r>
+    </w:p>
+    <w:p>
+      <w:r>
+        <w:t>mkdir project-name</w:t>
+      </w:r>
+    </w:p>
+    <w:p>
+      <w:r>
+        <w:t>cd project-name</w:t>
+      </w:r>
+    </w:p>
+    <w:p>
+      <w:r>
+        <w:t>python3 -m venv .venv</w:t>
+      </w:r>
+    </w:p>
+    <w:p>
+      <w:r>
         <w:lastRenderedPageBreak/>
-        <w:t xml:space="preserve">2) </w:t>
-      </w:r>
-      <w:r>
-        <w:rPr>
-          <w:rFonts w:ascii="Segoe UI Emoji" w:hAnsi="Segoe UI Emoji" w:cs="Segoe UI Emoji"/>
-          <w:b/>
-          <w:bCs/>
-        </w:rPr>
-        <w:t>🐍</w:t>
-      </w:r>
-      <w:r>
-        <w:rPr>
-          <w:b/>
-          <w:bCs/>
-        </w:rPr>
-        <w:t xml:space="preserve"> Python Workflow (fast, predictable, zero headaches)</w:t>
-      </w:r>
-    </w:p>
-    <w:p>
-      <w:pPr>
-        <w:rPr>
-          <w:b/>
-          <w:bCs/>
-        </w:rPr>
-      </w:pPr>
-      <w:r>
-        <w:rPr>
-          <w:b/>
-          <w:bCs/>
-        </w:rPr>
-        <w:t>Create project</w:t>
-      </w:r>
-    </w:p>
-    <w:p>
-      <w:r>
-        <w:t>mkdir project-name</w:t>
-      </w:r>
-    </w:p>
-    <w:p>
-      <w:r>
-        <w:t>cd project-name</w:t>
-      </w:r>
-    </w:p>
-    <w:p>
-      <w:r>
-        <w:t>python3 -m venv .venv</w:t>
-      </w:r>
-    </w:p>
-    <w:p>
-      <w:r>
         <w:t>source .venv/bin/activate</w:t>
       </w:r>
     </w:p>
@@ -643,7 +643,7 @@
     <w:p>
       <w:r>
         <w:pict w14:anchorId="72D6FA22">
-          <v:rect id="_x0000_i1075" style="width:0;height:1.5pt" o:hralign="center" o:hrstd="t" o:hr="t" fillcolor="#a0a0a0" stroked="f"/>
+          <v:rect id="_x0000_i1027" style="width:0;height:1.5pt" o:hralign="center" o:hrstd="t" o:hr="t" fillcolor="#a0a0a0" stroked="f"/>
         </w:pict>
       </w:r>
     </w:p>
@@ -725,73 +725,73 @@
     <w:p/>
     <w:p>
       <w:r>
+        <w:t>COPY src ./src</w:t>
+      </w:r>
+    </w:p>
+    <w:p/>
+    <w:p>
+      <w:r>
+        <w:t>CMD ["python", "src/app/main.py"]</w:t>
+      </w:r>
+    </w:p>
+    <w:p>
+      <w:pPr>
+        <w:rPr>
+          <w:b/>
+          <w:bCs/>
+        </w:rPr>
+      </w:pPr>
+      <w:r>
+        <w:rPr>
+          <w:b/>
+          <w:bCs/>
+        </w:rPr>
+        <w:t>docker-compose.yml (local dev)</w:t>
+      </w:r>
+    </w:p>
+    <w:p>
+      <w:r>
+        <w:t>services:</w:t>
+      </w:r>
+    </w:p>
+    <w:p>
+      <w:r>
+        <w:t xml:space="preserve">  app:</w:t>
+      </w:r>
+    </w:p>
+    <w:p>
+      <w:r>
+        <w:t xml:space="preserve">    build: .</w:t>
+      </w:r>
+    </w:p>
+    <w:p>
+      <w:r>
+        <w:t xml:space="preserve">    volumes:</w:t>
+      </w:r>
+    </w:p>
+    <w:p>
+      <w:r>
+        <w:t xml:space="preserve">      - ./src:/app/src</w:t>
+      </w:r>
+    </w:p>
+    <w:p>
+      <w:r>
+        <w:t xml:space="preserve">    command: python src/app/main.py</w:t>
+      </w:r>
+    </w:p>
+    <w:p>
+      <w:pPr>
+        <w:rPr>
+          <w:b/>
+          <w:bCs/>
+        </w:rPr>
+      </w:pPr>
+      <w:r>
+        <w:rPr>
+          <w:b/>
+          <w:bCs/>
+        </w:rPr>
         <w:lastRenderedPageBreak/>
-        <w:t>COPY src ./src</w:t>
-      </w:r>
-    </w:p>
-    <w:p/>
-    <w:p>
-      <w:r>
-        <w:t>CMD ["python", "src/app/main.py"]</w:t>
-      </w:r>
-    </w:p>
-    <w:p>
-      <w:pPr>
-        <w:rPr>
-          <w:b/>
-          <w:bCs/>
-        </w:rPr>
-      </w:pPr>
-      <w:r>
-        <w:rPr>
-          <w:b/>
-          <w:bCs/>
-        </w:rPr>
-        <w:t>docker-compose.yml (local dev)</w:t>
-      </w:r>
-    </w:p>
-    <w:p>
-      <w:r>
-        <w:t>services:</w:t>
-      </w:r>
-    </w:p>
-    <w:p>
-      <w:r>
-        <w:t xml:space="preserve">  app:</w:t>
-      </w:r>
-    </w:p>
-    <w:p>
-      <w:r>
-        <w:t xml:space="preserve">    build: .</w:t>
-      </w:r>
-    </w:p>
-    <w:p>
-      <w:r>
-        <w:t xml:space="preserve">    volumes:</w:t>
-      </w:r>
-    </w:p>
-    <w:p>
-      <w:r>
-        <w:t xml:space="preserve">      - ./src:/app/src</w:t>
-      </w:r>
-    </w:p>
-    <w:p>
-      <w:r>
-        <w:t xml:space="preserve">    command: python src/app/main.py</w:t>
-      </w:r>
-    </w:p>
-    <w:p>
-      <w:pPr>
-        <w:rPr>
-          <w:b/>
-          <w:bCs/>
-        </w:rPr>
-      </w:pPr>
-      <w:r>
-        <w:rPr>
-          <w:b/>
-          <w:bCs/>
-        </w:rPr>
         <w:t>Run locally</w:t>
       </w:r>
     </w:p>
@@ -828,7 +828,7 @@
     <w:p>
       <w:r>
         <w:pict w14:anchorId="3C46DA98">
-          <v:rect id="_x0000_i1076" style="width:0;height:1.5pt" o:hralign="center" o:hrstd="t" o:hr="t" fillcolor="#a0a0a0" stroked="f"/>
+          <v:rect id="_x0000_i1028" style="width:0;height:1.5pt" o:hralign="center" o:hrstd="t" o:hr="t" fillcolor="#a0a0a0" stroked="f"/>
         </w:pict>
       </w:r>
     </w:p>
@@ -1002,14 +1002,13 @@
         </w:numPr>
       </w:pPr>
       <w:r>
-        <w:lastRenderedPageBreak/>
         <w:t>safe for collaboration</w:t>
       </w:r>
     </w:p>
     <w:p>
       <w:r>
         <w:pict w14:anchorId="053CD6F5">
-          <v:rect id="_x0000_i1077" style="width:0;height:1.5pt" o:hralign="center" o:hrstd="t" o:hr="t" fillcolor="#a0a0a0" stroked="f"/>
+          <v:rect id="_x0000_i1029" style="width:0;height:1.5pt" o:hralign="center" o:hrstd="t" o:hr="t" fillcolor="#a0a0a0" stroked="f"/>
         </w:pict>
       </w:r>
     </w:p>
@@ -1137,6 +1136,7 @@
         </w:numPr>
       </w:pPr>
       <w:r>
+        <w:lastRenderedPageBreak/>
         <w:t>fzf + zoxide → jump to any project instantly</w:t>
       </w:r>
     </w:p>
@@ -1191,7 +1191,7 @@
     <w:p>
       <w:r>
         <w:pict w14:anchorId="0A0F3166">
-          <v:rect id="_x0000_i1078" style="width:0;height:1.5pt" o:hralign="center" o:hrstd="t" o:hr="t" fillcolor="#a0a0a0" stroked="f"/>
+          <v:rect id="_x0000_i1030" style="width:0;height:1.5pt" o:hralign="center" o:hrstd="t" o:hr="t" fillcolor="#a0a0a0" stroked="f"/>
         </w:pict>
       </w:r>
     </w:p>
@@ -1234,67 +1234,105 @@
       </w:r>
     </w:p>
     <w:p>
+      <w:pPr>
+        <w:pStyle w:val="Kd"/>
+      </w:pPr>
       <w:r>
         <w:t>pip install pre-commit</w:t>
       </w:r>
     </w:p>
     <w:p>
+      <w:pPr>
+        <w:pStyle w:val="Kd"/>
+      </w:pPr>
       <w:r>
         <w:t>pre-commit install</w:t>
       </w:r>
     </w:p>
     <w:p>
+      <w:pPr>
+        <w:pStyle w:val="Kd"/>
+      </w:pPr>
       <w:r>
         <w:t>.pre-commit-config.yaml:</w:t>
       </w:r>
     </w:p>
     <w:p>
+      <w:pPr>
+        <w:pStyle w:val="Kd"/>
+      </w:pPr>
       <w:r>
         <w:t>repos:</w:t>
       </w:r>
     </w:p>
     <w:p>
+      <w:pPr>
+        <w:pStyle w:val="Kd"/>
+      </w:pPr>
       <w:r>
         <w:t xml:space="preserve">  - repo: https://github.com/psf/black</w:t>
       </w:r>
     </w:p>
     <w:p>
+      <w:pPr>
+        <w:pStyle w:val="Kd"/>
+      </w:pPr>
       <w:r>
         <w:t xml:space="preserve">    rev: 24.3.0</w:t>
       </w:r>
     </w:p>
     <w:p>
+      <w:pPr>
+        <w:pStyle w:val="Kd"/>
+      </w:pPr>
       <w:r>
         <w:t xml:space="preserve">    hooks:</w:t>
       </w:r>
     </w:p>
     <w:p>
+      <w:pPr>
+        <w:pStyle w:val="Kd"/>
+      </w:pPr>
       <w:r>
         <w:t xml:space="preserve">      - id: black</w:t>
       </w:r>
     </w:p>
     <w:p>
+      <w:pPr>
+        <w:pStyle w:val="Kd"/>
+      </w:pPr>
       <w:r>
         <w:t xml:space="preserve">  - repo: https://github.com/pycqa/isort</w:t>
       </w:r>
     </w:p>
     <w:p>
-      <w:r>
-        <w:lastRenderedPageBreak/>
+      <w:pPr>
+        <w:pStyle w:val="Kd"/>
+      </w:pPr>
+      <w:r>
         <w:t xml:space="preserve">    rev: 5.13.2</w:t>
       </w:r>
     </w:p>
     <w:p>
+      <w:pPr>
+        <w:pStyle w:val="Kd"/>
+      </w:pPr>
       <w:r>
         <w:t xml:space="preserve">    hooks:</w:t>
       </w:r>
     </w:p>
     <w:p>
+      <w:pPr>
+        <w:pStyle w:val="Kd"/>
+      </w:pPr>
       <w:r>
         <w:t xml:space="preserve">      - id: isort</w:t>
       </w:r>
     </w:p>
     <w:p>
+      <w:pPr>
+        <w:pStyle w:val="Kd"/>
+      </w:pPr>
       <w:r>
         <w:t>Now every commit is automatically formatted.</w:t>
       </w:r>
@@ -1302,7 +1340,7 @@
     <w:p>
       <w:r>
         <w:pict w14:anchorId="03E6D8F8">
-          <v:rect id="_x0000_i1079" style="width:0;height:1.5pt" o:hralign="center" o:hrstd="t" o:hr="t" fillcolor="#a0a0a0" stroked="f"/>
+          <v:rect id="_x0000_i1031" style="width:0;height:1.5pt" o:hralign="center" o:hrstd="t" o:hr="t" fillcolor="#a0a0a0" stroked="f"/>
         </w:pict>
       </w:r>
     </w:p>
@@ -1474,7 +1512,7 @@
     <w:p>
       <w:r>
         <w:pict w14:anchorId="4A1E5D70">
-          <v:rect id="_x0000_i1080" style="width:0;height:1.5pt" o:hralign="center" o:hrstd="t" o:hr="t" fillcolor="#a0a0a0" stroked="f"/>
+          <v:rect id="_x0000_i1032" style="width:0;height:1.5pt" o:hralign="center" o:hrstd="t" o:hr="t" fillcolor="#a0a0a0" stroked="f"/>
         </w:pict>
       </w:r>
     </w:p>
@@ -1487,18 +1525,10 @@
       </w:pPr>
       <w:r>
         <w:rPr>
-          <w:rFonts w:ascii="Segoe UI Emoji" w:hAnsi="Segoe UI Emoji" w:cs="Segoe UI Emoji"/>
-          <w:b/>
-          <w:bCs/>
-        </w:rPr>
-        <w:t>🎁</w:t>
-      </w:r>
-      <w:r>
-        <w:rPr>
-          <w:b/>
-          <w:bCs/>
-        </w:rPr>
-        <w:t xml:space="preserve"> Want me to generate this as a ready-to-run template for you?</w:t>
+          <w:b/>
+          <w:bCs/>
+        </w:rPr>
+        <w:t>Want me to generate this as a ready-to-run template for you?</w:t>
       </w:r>
     </w:p>
     <w:p>
@@ -1525,6 +1555,7 @@
         </w:numPr>
       </w:pPr>
       <w:r>
+        <w:lastRenderedPageBreak/>
         <w:t>Dockerfile</w:t>
       </w:r>
     </w:p>
@@ -1591,7 +1622,6 @@
         </w:numPr>
       </w:pPr>
       <w:r>
-        <w:lastRenderedPageBreak/>
         <w:t>VS Code settings</w:t>
       </w:r>
     </w:p>
@@ -1623,6 +1653,7 @@
     </w:p>
     <w:p>
       <w:pPr>
+        <w:spacing w:after="0"/>
         <w:rPr>
           <w:b/>
           <w:bCs/>
@@ -1646,6 +1677,7 @@
     </w:p>
     <w:p>
       <w:pPr>
+        <w:spacing w:after="0"/>
         <w:rPr>
           <w:b/>
           <w:bCs/>
@@ -1669,6 +1701,7 @@
     </w:p>
     <w:p>
       <w:pPr>
+        <w:spacing w:after="0"/>
         <w:rPr>
           <w:b/>
           <w:bCs/>
@@ -1692,6 +1725,7 @@
     </w:p>
     <w:p>
       <w:pPr>
+        <w:spacing w:after="0"/>
         <w:rPr>
           <w:b/>
           <w:bCs/>
@@ -1715,6 +1749,7 @@
     </w:p>
     <w:p>
       <w:pPr>
+        <w:spacing w:after="0"/>
         <w:rPr>
           <w:b/>
           <w:bCs/>
@@ -1738,6 +1773,7 @@
     </w:p>
     <w:p>
       <w:pPr>
+        <w:spacing w:after="0"/>
         <w:rPr>
           <w:b/>
           <w:bCs/>
@@ -1761,6 +1797,7 @@
     </w:p>
     <w:p>
       <w:pPr>
+        <w:spacing w:after="0"/>
         <w:rPr>
           <w:b/>
           <w:bCs/>
@@ -1782,17 +1819,16 @@
         <w:t xml:space="preserve"> Microservices with Docker</w:t>
       </w:r>
     </w:p>
-    <w:p>
-      <w:r>
-        <w:t>Which one should I prepare for you next, Tibor?</w:t>
-      </w:r>
-    </w:p>
     <w:p/>
-    <w:p/>
-    <w:p>
-      <w:r>
-        <w:t xml:space="preserve">Perfect — you want the </w:t>
-      </w:r>
+    <w:p>
+      <w:pPr>
+        <w:pStyle w:val="Heading2"/>
+      </w:pPr>
+      <w:r>
+        <w:t>Flask</w:t>
+      </w:r>
+    </w:p>
+    <w:p>
       <w:r>
         <w:rPr>
           <w:b/>
@@ -1803,8 +1839,9 @@
       <w:r>
         <w:t xml:space="preserve"> of the Python/Docker/Git workflow.</w:t>
       </w:r>
-      <w:r>
-        <w:br/>
+    </w:p>
+    <w:p>
+      <w:r>
         <w:t xml:space="preserve">Here is a </w:t>
       </w:r>
       <w:r>
@@ -1864,7 +1901,7 @@
     <w:p>
       <w:r>
         <w:pict w14:anchorId="79E862B4">
-          <v:rect id="_x0000_i1143" style="width:0;height:1.5pt" o:hralign="center" o:hrstd="t" o:hr="t" fillcolor="#a0a0a0" stroked="f"/>
+          <v:rect id="_x0000_i1033" style="width:0;height:1.5pt" o:hralign="center" o:hrstd="t" o:hr="t" fillcolor="#a0a0a0" stroked="f"/>
         </w:pict>
       </w:r>
     </w:p>
@@ -1921,6 +1958,9 @@
     </w:p>
     <w:p>
       <w:r>
+        <w:rPr>
+          <w:noProof/>
+        </w:rPr>
         <w:lastRenderedPageBreak/>
         <w:drawing>
           <wp:inline distT="0" distB="0" distL="0" distR="0" wp14:anchorId="6718F214" wp14:editId="430BE379">
@@ -1938,7 +1978,7 @@
                     <pic:cNvPicPr/>
                   </pic:nvPicPr>
                   <pic:blipFill>
-                    <a:blip r:embed="rId5"/>
+                    <a:blip r:embed="rId7"/>
                     <a:stretch>
                       <a:fillRect/>
                     </a:stretch>
@@ -1962,7 +2002,7 @@
     <w:p>
       <w:r>
         <w:pict w14:anchorId="631F84C1">
-          <v:rect id="_x0000_i1144" style="width:0;height:1.5pt" o:hralign="center" o:hrstd="t" o:hr="t" fillcolor="#a0a0a0" stroked="f"/>
+          <v:rect id="_x0000_i1034" style="width:0;height:1.5pt" o:hralign="center" o:hrstd="t" o:hr="t" fillcolor="#a0a0a0" stroked="f"/>
         </w:pict>
       </w:r>
     </w:p>
@@ -2116,71 +2156,548 @@
           <w:b/>
           <w:bCs/>
         </w:rPr>
+        <w:t>src/app/routes.py</w:t>
+      </w:r>
+    </w:p>
+    <w:p>
+      <w:r>
+        <w:t>from flask import Blueprint, jsonify</w:t>
+      </w:r>
+    </w:p>
+    <w:p/>
+    <w:p>
+      <w:r>
+        <w:t>bp = Blueprint("routes", __name__)</w:t>
+      </w:r>
+    </w:p>
+    <w:p/>
+    <w:p>
+      <w:r>
+        <w:t>@bp.get("/")</w:t>
+      </w:r>
+    </w:p>
+    <w:p>
+      <w:r>
+        <w:t>def index():</w:t>
+      </w:r>
+    </w:p>
+    <w:p>
+      <w:r>
+        <w:t xml:space="preserve">    return jsonify({"message": "Hello from Flask!"})</w:t>
+      </w:r>
+    </w:p>
+    <w:p>
+      <w:pPr>
+        <w:rPr>
+          <w:b/>
+          <w:bCs/>
+        </w:rPr>
+      </w:pPr>
+      <w:r>
+        <w:rPr>
+          <w:b/>
+          <w:bCs/>
+        </w:rPr>
+        <w:t>src/app/config.py</w:t>
+      </w:r>
+    </w:p>
+    <w:p>
+      <w:r>
+        <w:t>class Config:</w:t>
+      </w:r>
+    </w:p>
+    <w:p>
+      <w:r>
+        <w:t xml:space="preserve">    DEBUG = True</w:t>
+      </w:r>
+    </w:p>
+    <w:p>
+      <w:r>
+        <w:t xml:space="preserve">    SECRET_KEY = "change-me"</w:t>
+      </w:r>
+    </w:p>
+    <w:p>
+      <w:r>
+        <w:pict w14:anchorId="4B34D992">
+          <v:rect id="_x0000_i1035" style="width:0;height:1.5pt" o:hralign="center" o:hrstd="t" o:hr="t" fillcolor="#a0a0a0" stroked="f"/>
+        </w:pict>
+      </w:r>
+    </w:p>
+    <w:p>
+      <w:pPr>
+        <w:rPr>
+          <w:b/>
+          <w:bCs/>
+        </w:rPr>
+      </w:pPr>
+      <w:r>
+        <w:rPr>
+          <w:rFonts w:ascii="Segoe UI Emoji" w:hAnsi="Segoe UI Emoji" w:cs="Segoe UI Emoji"/>
+          <w:b/>
+          <w:bCs/>
+        </w:rPr>
+        <w:t>🧪</w:t>
+      </w:r>
+      <w:r>
+        <w:rPr>
+          <w:b/>
+          <w:bCs/>
+        </w:rPr>
+        <w:t xml:space="preserve"> 3) Tests (pytest)</w:t>
+      </w:r>
+    </w:p>
+    <w:p>
+      <w:pPr>
+        <w:rPr>
+          <w:b/>
+          <w:bCs/>
+        </w:rPr>
+      </w:pPr>
+      <w:r>
+        <w:rPr>
+          <w:b/>
+          <w:bCs/>
+        </w:rPr>
+        <w:t>tests/test_basic.py</w:t>
+      </w:r>
+    </w:p>
+    <w:p>
+      <w:r>
+        <w:t>def test_basic():</w:t>
+      </w:r>
+    </w:p>
+    <w:p>
+      <w:r>
+        <w:t xml:space="preserve">    assert 1 + 1 == 2</w:t>
+      </w:r>
+    </w:p>
+    <w:p>
+      <w:r>
+        <w:pict w14:anchorId="458BA0BD">
+          <v:rect id="_x0000_i1036" style="width:0;height:1.5pt" o:hralign="center" o:hrstd="t" o:hr="t" fillcolor="#a0a0a0" stroked="f"/>
+        </w:pict>
+      </w:r>
+    </w:p>
+    <w:p>
+      <w:pPr>
+        <w:rPr>
+          <w:b/>
+          <w:bCs/>
+        </w:rPr>
+      </w:pPr>
+      <w:r>
+        <w:rPr>
+          <w:rFonts w:ascii="Segoe UI Emoji" w:hAnsi="Segoe UI Emoji" w:cs="Segoe UI Emoji"/>
+          <w:b/>
+          <w:bCs/>
+        </w:rPr>
+        <w:t>📦</w:t>
+      </w:r>
+      <w:r>
+        <w:rPr>
+          <w:b/>
+          <w:bCs/>
+        </w:rPr>
+        <w:t xml:space="preserve"> 4) Python Requirements</w:t>
+      </w:r>
+    </w:p>
+    <w:p>
+      <w:pPr>
+        <w:rPr>
+          <w:b/>
+          <w:bCs/>
+        </w:rPr>
+      </w:pPr>
+      <w:r>
+        <w:rPr>
+          <w:b/>
+          <w:bCs/>
+        </w:rPr>
+        <w:t>requirements.txt</w:t>
+      </w:r>
+    </w:p>
+    <w:p>
+      <w:r>
+        <w:t>Flask==3.0.2</w:t>
+      </w:r>
+    </w:p>
+    <w:p>
+      <w:pPr>
+        <w:rPr>
+          <w:b/>
+          <w:bCs/>
+        </w:rPr>
+      </w:pPr>
+      <w:r>
+        <w:rPr>
+          <w:b/>
+          <w:bCs/>
+        </w:rPr>
+        <w:t>requirements-dev.txt</w:t>
+      </w:r>
+    </w:p>
+    <w:p>
+      <w:r>
+        <w:t>pytest</w:t>
+      </w:r>
+    </w:p>
+    <w:p>
+      <w:r>
+        <w:t>black</w:t>
+      </w:r>
+    </w:p>
+    <w:p>
+      <w:r>
+        <w:t>isort</w:t>
+      </w:r>
+    </w:p>
+    <w:p>
+      <w:r>
+        <w:t>mypy</w:t>
+      </w:r>
+    </w:p>
+    <w:p>
+      <w:r>
+        <w:pict w14:anchorId="18A23F51">
+          <v:rect id="_x0000_i1037" style="width:0;height:1.5pt" o:hralign="center" o:hrstd="t" o:hr="t" fillcolor="#a0a0a0" stroked="f"/>
+        </w:pict>
+      </w:r>
+    </w:p>
+    <w:p>
+      <w:pPr>
+        <w:rPr>
+          <w:b/>
+          <w:bCs/>
+        </w:rPr>
+      </w:pPr>
+      <w:r>
+        <w:rPr>
+          <w:rFonts w:ascii="Segoe UI Emoji" w:hAnsi="Segoe UI Emoji" w:cs="Segoe UI Emoji"/>
+          <w:b/>
+          <w:bCs/>
+        </w:rPr>
+        <w:t>🐳</w:t>
+      </w:r>
+      <w:r>
+        <w:rPr>
+          <w:b/>
+          <w:bCs/>
+        </w:rPr>
+        <w:t xml:space="preserve"> 5) Docker Setup</w:t>
+      </w:r>
+    </w:p>
+    <w:p>
+      <w:pPr>
+        <w:rPr>
+          <w:b/>
+          <w:bCs/>
+        </w:rPr>
+      </w:pPr>
+      <w:r>
+        <w:rPr>
+          <w:b/>
+          <w:bCs/>
+        </w:rPr>
+        <w:t>Dockerfile</w:t>
+      </w:r>
+    </w:p>
+    <w:p>
+      <w:r>
+        <w:t>FROM python:3.12-slim</w:t>
+      </w:r>
+    </w:p>
+    <w:p/>
+    <w:p>
+      <w:r>
+        <w:t>WORKDIR /app</w:t>
+      </w:r>
+    </w:p>
+    <w:p/>
+    <w:p>
+      <w:r>
+        <w:t>COPY requirements.txt .</w:t>
+      </w:r>
+    </w:p>
+    <w:p>
+      <w:r>
+        <w:t>RUN pip install --no-cache-dir -r requirements.txt</w:t>
+      </w:r>
+    </w:p>
+    <w:p/>
+    <w:p>
+      <w:r>
+        <w:t>COPY src ./src</w:t>
+      </w:r>
+    </w:p>
+    <w:p>
+      <w:r>
         <w:lastRenderedPageBreak/>
-        <w:t>src/app/routes.py</w:t>
-      </w:r>
-    </w:p>
-    <w:p>
-      <w:r>
-        <w:t>from flask import Blueprint, jsonify</w:t>
+        <w:t>COPY run.py .</w:t>
       </w:r>
     </w:p>
     <w:p/>
     <w:p>
       <w:r>
-        <w:t>bp = Blueprint("routes", __name__)</w:t>
+        <w:t>CMD ["python", "run.py"]</w:t>
+      </w:r>
+    </w:p>
+    <w:p>
+      <w:pPr>
+        <w:rPr>
+          <w:b/>
+          <w:bCs/>
+        </w:rPr>
+      </w:pPr>
+      <w:r>
+        <w:rPr>
+          <w:b/>
+          <w:bCs/>
+        </w:rPr>
+        <w:t>docker-compose.yml</w:t>
+      </w:r>
+    </w:p>
+    <w:p>
+      <w:r>
+        <w:t>services:</w:t>
+      </w:r>
+    </w:p>
+    <w:p>
+      <w:r>
+        <w:t xml:space="preserve">  web:</w:t>
+      </w:r>
+    </w:p>
+    <w:p>
+      <w:r>
+        <w:t xml:space="preserve">    build: .</w:t>
+      </w:r>
+    </w:p>
+    <w:p>
+      <w:r>
+        <w:t xml:space="preserve">    ports:</w:t>
+      </w:r>
+    </w:p>
+    <w:p>
+      <w:r>
+        <w:t xml:space="preserve">      - "5000:5000"</w:t>
+      </w:r>
+    </w:p>
+    <w:p>
+      <w:r>
+        <w:t xml:space="preserve">    volumes:</w:t>
+      </w:r>
+    </w:p>
+    <w:p>
+      <w:r>
+        <w:t xml:space="preserve">      - ./src:/app/src</w:t>
+      </w:r>
+    </w:p>
+    <w:p>
+      <w:r>
+        <w:t xml:space="preserve">    command: python run.py</w:t>
+      </w:r>
+    </w:p>
+    <w:p>
+      <w:pPr>
+        <w:rPr>
+          <w:b/>
+          <w:bCs/>
+        </w:rPr>
+      </w:pPr>
+      <w:r>
+        <w:rPr>
+          <w:b/>
+          <w:bCs/>
+        </w:rPr>
+        <w:t>Run in Docker</w:t>
+      </w:r>
+    </w:p>
+    <w:p>
+      <w:r>
+        <w:t>docker compose up --build</w:t>
+      </w:r>
+    </w:p>
+    <w:p>
+      <w:r>
+        <w:pict w14:anchorId="2363B2EF">
+          <v:rect id="_x0000_i1038" style="width:0;height:1.5pt" o:hralign="center" o:hrstd="t" o:hr="t" fillcolor="#a0a0a0" stroked="f"/>
+        </w:pict>
+      </w:r>
+    </w:p>
+    <w:p>
+      <w:pPr>
+        <w:rPr>
+          <w:b/>
+          <w:bCs/>
+        </w:rPr>
+      </w:pPr>
+      <w:r>
+        <w:rPr>
+          <w:rFonts w:ascii="Segoe UI Emoji" w:hAnsi="Segoe UI Emoji" w:cs="Segoe UI Emoji"/>
+          <w:b/>
+          <w:bCs/>
+        </w:rPr>
+        <w:t>🧬</w:t>
+      </w:r>
+      <w:r>
+        <w:rPr>
+          <w:b/>
+          <w:bCs/>
+        </w:rPr>
+        <w:t xml:space="preserve"> 6) Git Workflow (clean &amp; modern)</w:t>
+      </w:r>
+    </w:p>
+    <w:p>
+      <w:pPr>
+        <w:rPr>
+          <w:b/>
+          <w:bCs/>
+        </w:rPr>
+      </w:pPr>
+      <w:r>
+        <w:rPr>
+          <w:b/>
+          <w:bCs/>
+        </w:rPr>
+        <w:t>Initialize</w:t>
+      </w:r>
+    </w:p>
+    <w:p>
+      <w:r>
+        <w:t>git init</w:t>
+      </w:r>
+    </w:p>
+    <w:p>
+      <w:r>
+        <w:t>git add .</w:t>
+      </w:r>
+    </w:p>
+    <w:p>
+      <w:r>
+        <w:t>git commit -m "Initial Flask project"</w:t>
+      </w:r>
+    </w:p>
+    <w:p>
+      <w:pPr>
+        <w:rPr>
+          <w:b/>
+          <w:bCs/>
+        </w:rPr>
+      </w:pPr>
+      <w:r>
+        <w:rPr>
+          <w:b/>
+          <w:bCs/>
+        </w:rPr>
+        <w:t>Create feature branch</w:t>
+      </w:r>
+    </w:p>
+    <w:p>
+      <w:r>
+        <w:t>git checkout -b feature/homepage</w:t>
+      </w:r>
+    </w:p>
+    <w:p>
+      <w:pPr>
+        <w:rPr>
+          <w:b/>
+          <w:bCs/>
+        </w:rPr>
+      </w:pPr>
+      <w:r>
+        <w:rPr>
+          <w:b/>
+          <w:bCs/>
+        </w:rPr>
+        <w:t>Push</w:t>
+      </w:r>
+    </w:p>
+    <w:p>
+      <w:r>
+        <w:t>git push -u origin feature/homepage</w:t>
+      </w:r>
+    </w:p>
+    <w:p>
+      <w:r>
+        <w:pict w14:anchorId="42D4509E">
+          <v:rect id="_x0000_i1039" style="width:0;height:1.5pt" o:hralign="center" o:hrstd="t" o:hr="t" fillcolor="#a0a0a0" stroked="f"/>
+        </w:pict>
+      </w:r>
+    </w:p>
+    <w:p>
+      <w:pPr>
+        <w:rPr>
+          <w:b/>
+          <w:bCs/>
+        </w:rPr>
+      </w:pPr>
+      <w:r>
+        <w:rPr>
+          <w:rFonts w:ascii="Segoe UI Emoji" w:hAnsi="Segoe UI Emoji" w:cs="Segoe UI Emoji"/>
+          <w:b/>
+          <w:bCs/>
+        </w:rPr>
+        <w:t>🧰</w:t>
+      </w:r>
+      <w:r>
+        <w:rPr>
+          <w:b/>
+          <w:bCs/>
+        </w:rPr>
+        <w:t xml:space="preserve"> 7) Comfort Shell Enhancements (your aliases)</w:t>
+      </w:r>
+    </w:p>
+    <w:p>
+      <w:r>
+        <w:t>Add to ~/.zshrc or ~/.bashrc:</w:t>
+      </w:r>
+    </w:p>
+    <w:p>
+      <w:r>
+        <w:t>alias gs="git status"</w:t>
+      </w:r>
+    </w:p>
+    <w:p>
+      <w:r>
+        <w:t>alias gc="git commit -m"</w:t>
+      </w:r>
+    </w:p>
+    <w:p>
+      <w:r>
+        <w:t>alias gp="git push"</w:t>
+      </w:r>
+    </w:p>
+    <w:p>
+      <w:r>
+        <w:t>alias gco="git checkout"</w:t>
       </w:r>
     </w:p>
     <w:p/>
     <w:p>
       <w:r>
-        <w:t>@bp.get("/")</w:t>
-      </w:r>
-    </w:p>
-    <w:p>
-      <w:r>
-        <w:t>def index():</w:t>
-      </w:r>
-    </w:p>
-    <w:p>
-      <w:r>
-        <w:t xml:space="preserve">    return jsonify({"message": "Hello from Flask!"})</w:t>
-      </w:r>
-    </w:p>
-    <w:p>
-      <w:pPr>
-        <w:rPr>
-          <w:b/>
-          <w:bCs/>
-        </w:rPr>
-      </w:pPr>
-      <w:r>
-        <w:rPr>
-          <w:b/>
-          <w:bCs/>
-        </w:rPr>
-        <w:t>src/app/config.py</w:t>
-      </w:r>
-    </w:p>
-    <w:p>
-      <w:r>
-        <w:t>class Config:</w:t>
-      </w:r>
-    </w:p>
-    <w:p>
-      <w:r>
-        <w:t xml:space="preserve">    DEBUG = True</w:t>
-      </w:r>
-    </w:p>
-    <w:p>
-      <w:r>
-        <w:t xml:space="preserve">    SECRET_KEY = "change-me"</w:t>
-      </w:r>
-    </w:p>
-    <w:p>
-      <w:r>
-        <w:pict w14:anchorId="4B34D992">
-          <v:rect id="_x0000_i1145" style="width:0;height:1.5pt" o:hralign="center" o:hrstd="t" o:hr="t" fillcolor="#a0a0a0" stroked="f"/>
+        <w:t>alias dcu="docker compose up"</w:t>
+      </w:r>
+    </w:p>
+    <w:p>
+      <w:r>
+        <w:t>alias dcd="docker compose down"</w:t>
+      </w:r>
+    </w:p>
+    <w:p/>
+    <w:p>
+      <w:r>
+        <w:t>alias act="source .venv/bin/activate"</w:t>
+      </w:r>
+    </w:p>
+    <w:p>
+      <w:r>
+        <w:lastRenderedPageBreak/>
+        <w:t>alias py="python3"</w:t>
+      </w:r>
+    </w:p>
+    <w:p>
+      <w:r>
+        <w:pict w14:anchorId="66259669">
+          <v:rect id="_x0000_i1040" style="width:0;height:1.5pt" o:hralign="center" o:hrstd="t" o:hr="t" fillcolor="#a0a0a0" stroked="f"/>
         </w:pict>
       </w:r>
     </w:p>
@@ -2197,104 +2714,74 @@
           <w:b/>
           <w:bCs/>
         </w:rPr>
-        <w:t>🧪</w:t>
-      </w:r>
-      <w:r>
-        <w:rPr>
-          <w:b/>
-          <w:bCs/>
-        </w:rPr>
-        <w:t xml:space="preserve"> 3) Tests (pytest)</w:t>
-      </w:r>
-    </w:p>
-    <w:p>
-      <w:pPr>
-        <w:rPr>
-          <w:b/>
-          <w:bCs/>
-        </w:rPr>
-      </w:pPr>
-      <w:r>
-        <w:rPr>
-          <w:b/>
-          <w:bCs/>
-        </w:rPr>
-        <w:t>tests/test_basic.py</w:t>
-      </w:r>
-    </w:p>
-    <w:p>
-      <w:r>
-        <w:t>def test_basic():</w:t>
-      </w:r>
-    </w:p>
-    <w:p>
-      <w:r>
-        <w:t xml:space="preserve">    assert 1 + 1 == 2</w:t>
-      </w:r>
-    </w:p>
-    <w:p>
-      <w:r>
-        <w:pict w14:anchorId="458BA0BD">
-          <v:rect id="_x0000_i1146" style="width:0;height:1.5pt" o:hralign="center" o:hrstd="t" o:hr="t" fillcolor="#a0a0a0" stroked="f"/>
-        </w:pict>
-      </w:r>
-    </w:p>
-    <w:p>
-      <w:pPr>
-        <w:rPr>
-          <w:b/>
-          <w:bCs/>
-        </w:rPr>
-      </w:pPr>
-      <w:r>
-        <w:rPr>
-          <w:rFonts w:ascii="Segoe UI Emoji" w:hAnsi="Segoe UI Emoji" w:cs="Segoe UI Emoji"/>
-          <w:b/>
-          <w:bCs/>
-        </w:rPr>
-        <w:t>📦</w:t>
-      </w:r>
-      <w:r>
-        <w:rPr>
-          <w:b/>
-          <w:bCs/>
-        </w:rPr>
-        <w:t xml:space="preserve"> 4) Python Requirements</w:t>
-      </w:r>
-    </w:p>
-    <w:p>
-      <w:pPr>
-        <w:rPr>
-          <w:b/>
-          <w:bCs/>
-        </w:rPr>
-      </w:pPr>
-      <w:r>
-        <w:rPr>
-          <w:b/>
-          <w:bCs/>
-        </w:rPr>
-        <w:t>requirements.txt</w:t>
-      </w:r>
-    </w:p>
-    <w:p>
-      <w:r>
-        <w:t>Flask==3.0.2</w:t>
-      </w:r>
-    </w:p>
-    <w:p>
-      <w:pPr>
-        <w:rPr>
-          <w:b/>
-          <w:bCs/>
-        </w:rPr>
-      </w:pPr>
-      <w:r>
-        <w:rPr>
-          <w:b/>
-          <w:bCs/>
-        </w:rPr>
-        <w:t>requirements-dev.txt</w:t>
+        <w:t>🧠</w:t>
+      </w:r>
+      <w:r>
+        <w:rPr>
+          <w:b/>
+          <w:bCs/>
+        </w:rPr>
+        <w:t xml:space="preserve"> 8) Your Daily Workflow (simple &amp; fast)</w:t>
+      </w:r>
+    </w:p>
+    <w:p>
+      <w:pPr>
+        <w:rPr>
+          <w:b/>
+          <w:bCs/>
+        </w:rPr>
+      </w:pPr>
+      <w:r>
+        <w:rPr>
+          <w:b/>
+          <w:bCs/>
+        </w:rPr>
+        <w:t>Start work</w:t>
+      </w:r>
+    </w:p>
+    <w:p>
+      <w:r>
+        <w:t>cd flask-app</w:t>
+      </w:r>
+    </w:p>
+    <w:p>
+      <w:r>
+        <w:t>act</w:t>
+      </w:r>
+    </w:p>
+    <w:p>
+      <w:pPr>
+        <w:rPr>
+          <w:b/>
+          <w:bCs/>
+        </w:rPr>
+      </w:pPr>
+      <w:r>
+        <w:rPr>
+          <w:b/>
+          <w:bCs/>
+        </w:rPr>
+        <w:t>Run Flask locally</w:t>
+      </w:r>
+    </w:p>
+    <w:p>
+      <w:r>
+        <w:t>python run.py</w:t>
+      </w:r>
+    </w:p>
+    <w:p>
+      <w:pPr>
+        <w:rPr>
+          <w:b/>
+          <w:bCs/>
+        </w:rPr>
+      </w:pPr>
+      <w:r>
+        <w:rPr>
+          <w:b/>
+          <w:bCs/>
+        </w:rPr>
+        <w:t>Run tests</w:t>
       </w:r>
     </w:p>
     <w:p>
@@ -2303,161 +2790,6 @@
       </w:r>
     </w:p>
     <w:p>
-      <w:r>
-        <w:t>black</w:t>
-      </w:r>
-    </w:p>
-    <w:p>
-      <w:r>
-        <w:t>isort</w:t>
-      </w:r>
-    </w:p>
-    <w:p>
-      <w:r>
-        <w:t>mypy</w:t>
-      </w:r>
-    </w:p>
-    <w:p>
-      <w:r>
-        <w:pict w14:anchorId="18A23F51">
-          <v:rect id="_x0000_i1147" style="width:0;height:1.5pt" o:hralign="center" o:hrstd="t" o:hr="t" fillcolor="#a0a0a0" stroked="f"/>
-        </w:pict>
-      </w:r>
-    </w:p>
-    <w:p>
-      <w:pPr>
-        <w:rPr>
-          <w:b/>
-          <w:bCs/>
-        </w:rPr>
-      </w:pPr>
-      <w:r>
-        <w:rPr>
-          <w:rFonts w:ascii="Segoe UI Emoji" w:hAnsi="Segoe UI Emoji" w:cs="Segoe UI Emoji"/>
-          <w:b/>
-          <w:bCs/>
-        </w:rPr>
-        <w:t>🐳</w:t>
-      </w:r>
-      <w:r>
-        <w:rPr>
-          <w:b/>
-          <w:bCs/>
-        </w:rPr>
-        <w:t xml:space="preserve"> 5) Docker Setup</w:t>
-      </w:r>
-    </w:p>
-    <w:p>
-      <w:pPr>
-        <w:rPr>
-          <w:b/>
-          <w:bCs/>
-        </w:rPr>
-      </w:pPr>
-      <w:r>
-        <w:rPr>
-          <w:b/>
-          <w:bCs/>
-        </w:rPr>
-        <w:t>Dockerfile</w:t>
-      </w:r>
-    </w:p>
-    <w:p>
-      <w:r>
-        <w:t>FROM python:3.12-slim</w:t>
-      </w:r>
-    </w:p>
-    <w:p/>
-    <w:p>
-      <w:r>
-        <w:lastRenderedPageBreak/>
-        <w:t>WORKDIR /app</w:t>
-      </w:r>
-    </w:p>
-    <w:p/>
-    <w:p>
-      <w:r>
-        <w:t>COPY requirements.txt .</w:t>
-      </w:r>
-    </w:p>
-    <w:p>
-      <w:r>
-        <w:t>RUN pip install --no-cache-dir -r requirements.txt</w:t>
-      </w:r>
-    </w:p>
-    <w:p/>
-    <w:p>
-      <w:r>
-        <w:t>COPY src ./src</w:t>
-      </w:r>
-    </w:p>
-    <w:p>
-      <w:r>
-        <w:t>COPY run.py .</w:t>
-      </w:r>
-    </w:p>
-    <w:p/>
-    <w:p>
-      <w:r>
-        <w:t>CMD ["python", "run.py"]</w:t>
-      </w:r>
-    </w:p>
-    <w:p>
-      <w:pPr>
-        <w:rPr>
-          <w:b/>
-          <w:bCs/>
-        </w:rPr>
-      </w:pPr>
-      <w:r>
-        <w:rPr>
-          <w:b/>
-          <w:bCs/>
-        </w:rPr>
-        <w:t>docker-compose.yml</w:t>
-      </w:r>
-    </w:p>
-    <w:p>
-      <w:r>
-        <w:t>services:</w:t>
-      </w:r>
-    </w:p>
-    <w:p>
-      <w:r>
-        <w:t xml:space="preserve">  web:</w:t>
-      </w:r>
-    </w:p>
-    <w:p>
-      <w:r>
-        <w:t xml:space="preserve">    build: .</w:t>
-      </w:r>
-    </w:p>
-    <w:p>
-      <w:r>
-        <w:t xml:space="preserve">    ports:</w:t>
-      </w:r>
-    </w:p>
-    <w:p>
-      <w:r>
-        <w:t xml:space="preserve">      - "5000:5000"</w:t>
-      </w:r>
-    </w:p>
-    <w:p>
-      <w:r>
-        <w:t xml:space="preserve">    volumes:</w:t>
-      </w:r>
-    </w:p>
-    <w:p>
-      <w:r>
-        <w:t xml:space="preserve">      - ./src:/app/src</w:t>
-      </w:r>
-    </w:p>
-    <w:p>
-      <w:r>
-        <w:t xml:space="preserve">    command: python run.py</w:t>
-      </w:r>
-    </w:p>
-    <w:p>
       <w:pPr>
         <w:rPr>
           <w:b/>
@@ -2474,57 +2806,22 @@
     </w:p>
     <w:p>
       <w:r>
-        <w:t>docker compose up --build</w:t>
-      </w:r>
-    </w:p>
-    <w:p>
-      <w:r>
-        <w:pict w14:anchorId="2363B2EF">
-          <v:rect id="_x0000_i1148" style="width:0;height:1.5pt" o:hralign="center" o:hrstd="t" o:hr="t" fillcolor="#a0a0a0" stroked="f"/>
-        </w:pict>
-      </w:r>
-    </w:p>
-    <w:p>
-      <w:pPr>
-        <w:rPr>
-          <w:b/>
-          <w:bCs/>
-        </w:rPr>
-      </w:pPr>
-      <w:r>
-        <w:rPr>
-          <w:rFonts w:ascii="Segoe UI Emoji" w:hAnsi="Segoe UI Emoji" w:cs="Segoe UI Emoji"/>
-          <w:b/>
-          <w:bCs/>
-        </w:rPr>
-        <w:t>🧬</w:t>
-      </w:r>
-      <w:r>
-        <w:rPr>
-          <w:b/>
-          <w:bCs/>
-        </w:rPr>
-        <w:t xml:space="preserve"> 6) Git Workflow (clean &amp; modern)</w:t>
-      </w:r>
-    </w:p>
-    <w:p>
-      <w:pPr>
-        <w:rPr>
-          <w:b/>
-          <w:bCs/>
-        </w:rPr>
-      </w:pPr>
-      <w:r>
-        <w:rPr>
-          <w:b/>
-          <w:bCs/>
-        </w:rPr>
-        <w:t>Initialize</w:t>
-      </w:r>
-    </w:p>
-    <w:p>
-      <w:r>
-        <w:t>git init</w:t>
+        <w:t>docker compose up</w:t>
+      </w:r>
+    </w:p>
+    <w:p>
+      <w:pPr>
+        <w:rPr>
+          <w:b/>
+          <w:bCs/>
+        </w:rPr>
+      </w:pPr>
+      <w:r>
+        <w:rPr>
+          <w:b/>
+          <w:bCs/>
+        </w:rPr>
+        <w:t>Commit</w:t>
       </w:r>
     </w:p>
     <w:p>
@@ -2534,264 +2831,6 @@
     </w:p>
     <w:p>
       <w:r>
-        <w:t>git commit -m "Initial Flask project"</w:t>
-      </w:r>
-    </w:p>
-    <w:p>
-      <w:pPr>
-        <w:rPr>
-          <w:b/>
-          <w:bCs/>
-        </w:rPr>
-      </w:pPr>
-      <w:r>
-        <w:rPr>
-          <w:b/>
-          <w:bCs/>
-        </w:rPr>
-        <w:t>Create feature branch</w:t>
-      </w:r>
-    </w:p>
-    <w:p>
-      <w:r>
-        <w:t>git checkout -b feature/homepage</w:t>
-      </w:r>
-    </w:p>
-    <w:p>
-      <w:pPr>
-        <w:rPr>
-          <w:b/>
-          <w:bCs/>
-        </w:rPr>
-      </w:pPr>
-      <w:r>
-        <w:rPr>
-          <w:b/>
-          <w:bCs/>
-        </w:rPr>
-        <w:t>Push</w:t>
-      </w:r>
-    </w:p>
-    <w:p>
-      <w:r>
-        <w:t>git push -u origin feature/homepage</w:t>
-      </w:r>
-    </w:p>
-    <w:p>
-      <w:r>
-        <w:pict w14:anchorId="42D4509E">
-          <v:rect id="_x0000_i1149" style="width:0;height:1.5pt" o:hralign="center" o:hrstd="t" o:hr="t" fillcolor="#a0a0a0" stroked="f"/>
-        </w:pict>
-      </w:r>
-    </w:p>
-    <w:p>
-      <w:pPr>
-        <w:rPr>
-          <w:b/>
-          <w:bCs/>
-        </w:rPr>
-      </w:pPr>
-      <w:r>
-        <w:rPr>
-          <w:rFonts w:ascii="Segoe UI Emoji" w:hAnsi="Segoe UI Emoji" w:cs="Segoe UI Emoji"/>
-          <w:b/>
-          <w:bCs/>
-        </w:rPr>
-        <w:lastRenderedPageBreak/>
-        <w:t>🧰</w:t>
-      </w:r>
-      <w:r>
-        <w:rPr>
-          <w:b/>
-          <w:bCs/>
-        </w:rPr>
-        <w:t xml:space="preserve"> 7) Comfort Shell Enhancements (your aliases)</w:t>
-      </w:r>
-    </w:p>
-    <w:p>
-      <w:r>
-        <w:t>Add to ~/.zshrc or ~/.bashrc:</w:t>
-      </w:r>
-    </w:p>
-    <w:p>
-      <w:r>
-        <w:t>alias gs="git status"</w:t>
-      </w:r>
-    </w:p>
-    <w:p>
-      <w:r>
-        <w:t>alias gc="git commit -m"</w:t>
-      </w:r>
-    </w:p>
-    <w:p>
-      <w:r>
-        <w:t>alias gp="git push"</w:t>
-      </w:r>
-    </w:p>
-    <w:p>
-      <w:r>
-        <w:t>alias gco="git checkout"</w:t>
-      </w:r>
-    </w:p>
-    <w:p/>
-    <w:p>
-      <w:r>
-        <w:t>alias dcu="docker compose up"</w:t>
-      </w:r>
-    </w:p>
-    <w:p>
-      <w:r>
-        <w:t>alias dcd="docker compose down"</w:t>
-      </w:r>
-    </w:p>
-    <w:p/>
-    <w:p>
-      <w:r>
-        <w:t>alias act="source .venv/bin/activate"</w:t>
-      </w:r>
-    </w:p>
-    <w:p>
-      <w:r>
-        <w:t>alias py="python3"</w:t>
-      </w:r>
-    </w:p>
-    <w:p>
-      <w:r>
-        <w:pict w14:anchorId="66259669">
-          <v:rect id="_x0000_i1150" style="width:0;height:1.5pt" o:hralign="center" o:hrstd="t" o:hr="t" fillcolor="#a0a0a0" stroked="f"/>
-        </w:pict>
-      </w:r>
-    </w:p>
-    <w:p>
-      <w:pPr>
-        <w:rPr>
-          <w:b/>
-          <w:bCs/>
-        </w:rPr>
-      </w:pPr>
-      <w:r>
-        <w:rPr>
-          <w:rFonts w:ascii="Segoe UI Emoji" w:hAnsi="Segoe UI Emoji" w:cs="Segoe UI Emoji"/>
-          <w:b/>
-          <w:bCs/>
-        </w:rPr>
-        <w:t>🧠</w:t>
-      </w:r>
-      <w:r>
-        <w:rPr>
-          <w:b/>
-          <w:bCs/>
-        </w:rPr>
-        <w:t xml:space="preserve"> 8) Your Daily Workflow (simple &amp; fast)</w:t>
-      </w:r>
-    </w:p>
-    <w:p>
-      <w:pPr>
-        <w:rPr>
-          <w:b/>
-          <w:bCs/>
-        </w:rPr>
-      </w:pPr>
-      <w:r>
-        <w:rPr>
-          <w:b/>
-          <w:bCs/>
-        </w:rPr>
-        <w:t>Start work</w:t>
-      </w:r>
-    </w:p>
-    <w:p>
-      <w:r>
-        <w:t>cd flask-app</w:t>
-      </w:r>
-    </w:p>
-    <w:p>
-      <w:r>
-        <w:t>act</w:t>
-      </w:r>
-    </w:p>
-    <w:p>
-      <w:pPr>
-        <w:rPr>
-          <w:b/>
-          <w:bCs/>
-        </w:rPr>
-      </w:pPr>
-      <w:r>
-        <w:rPr>
-          <w:b/>
-          <w:bCs/>
-        </w:rPr>
-        <w:t>Run Flask locally</w:t>
-      </w:r>
-    </w:p>
-    <w:p>
-      <w:r>
-        <w:t>python run.py</w:t>
-      </w:r>
-    </w:p>
-    <w:p>
-      <w:pPr>
-        <w:rPr>
-          <w:b/>
-          <w:bCs/>
-        </w:rPr>
-      </w:pPr>
-      <w:r>
-        <w:rPr>
-          <w:b/>
-          <w:bCs/>
-        </w:rPr>
-        <w:t>Run tests</w:t>
-      </w:r>
-    </w:p>
-    <w:p>
-      <w:r>
-        <w:t>pytest</w:t>
-      </w:r>
-    </w:p>
-    <w:p>
-      <w:pPr>
-        <w:rPr>
-          <w:b/>
-          <w:bCs/>
-        </w:rPr>
-      </w:pPr>
-      <w:r>
-        <w:rPr>
-          <w:b/>
-          <w:bCs/>
-        </w:rPr>
-        <w:t>Run in Docker</w:t>
-      </w:r>
-    </w:p>
-    <w:p>
-      <w:r>
-        <w:t>docker compose up</w:t>
-      </w:r>
-    </w:p>
-    <w:p>
-      <w:pPr>
-        <w:rPr>
-          <w:b/>
-          <w:bCs/>
-        </w:rPr>
-      </w:pPr>
-      <w:r>
-        <w:rPr>
-          <w:b/>
-          <w:bCs/>
-        </w:rPr>
-        <w:t>Commit</w:t>
-      </w:r>
-    </w:p>
-    <w:p>
-      <w:r>
-        <w:t>git add .</w:t>
-      </w:r>
-    </w:p>
-    <w:p>
-      <w:r>
         <w:t>gc "Add new route"</w:t>
       </w:r>
     </w:p>
@@ -2803,7 +2842,7 @@
     <w:p>
       <w:r>
         <w:pict w14:anchorId="4B083241">
-          <v:rect id="_x0000_i1151" style="width:0;height:1.5pt" o:hralign="center" o:hrstd="t" o:hr="t" fillcolor="#a0a0a0" stroked="f"/>
+          <v:rect id="_x0000_i1041" style="width:0;height:1.5pt" o:hralign="center" o:hrstd="t" o:hr="t" fillcolor="#a0a0a0" stroked="f"/>
         </w:pict>
       </w:r>
     </w:p>
@@ -2854,7 +2893,6 @@
         </w:numPr>
       </w:pPr>
       <w:r>
-        <w:lastRenderedPageBreak/>
         <w:t>all files with correct content</w:t>
       </w:r>
     </w:p>
@@ -2919,6 +2957,7 @@
     </w:p>
     <w:p/>
     <w:sectPr>
+      <w:footerReference w:type="default" r:id="rId8"/>
       <w:pgSz w:w="11906" w:h="16838"/>
       <w:pgMar w:top="1440" w:right="1440" w:bottom="1440" w:left="1440" w:header="708" w:footer="708" w:gutter="0"/>
       <w:cols w:space="708"/>
@@ -2926,6 +2965,99 @@
     </w:sectPr>
   </w:body>
 </w:document>
+</file>
+
+<file path=word/endnotes.xml><?xml version="1.0" encoding="utf-8"?>
+<w:endnotes xmlns:wpc="http://schemas.microsoft.com/office/word/2010/wordprocessingCanvas" xmlns:cx="http://schemas.microsoft.com/office/drawing/2014/chartex" xmlns:cx1="http://schemas.microsoft.com/office/drawing/2015/9/8/chartex" xmlns:cx2="http://schemas.microsoft.com/office/drawing/2015/10/21/chartex" xmlns:cx3="http://schemas.microsoft.com/office/drawing/2016/5/9/chartex" xmlns:cx4="http://schemas.microsoft.com/office/drawing/2016/5/10/chartex" xmlns:cx5="http://schemas.microsoft.com/office/drawing/2016/5/11/chartex" xmlns:cx6="http://schemas.microsoft.com/office/drawing/2016/5/12/chartex" xmlns:cx7="http://schemas.microsoft.com/office/drawing/2016/5/13/chartex" xmlns:cx8="http://schemas.microsoft.com/office/drawing/2016/5/14/chartex" xmlns:mc="http://schemas.openxmlformats.org/markup-compatibility/2006" xmlns:aink="http://schemas.microsoft.com/office/drawing/2016/ink" xmlns:am3d="http://schemas.microsoft.com/office/drawing/2017/model3d" xmlns:o="urn:schemas-microsoft-com:office:office" xmlns:oel="http://schemas.microsoft.com/office/2019/extlst" xmlns:r="http://schemas.openxmlformats.org/officeDocument/2006/relationships" xmlns:m="http://schemas.openxmlformats.org/officeDocument/2006/math" xmlns:v="urn:schemas-microsoft-com:vml" xmlns:wp14="http://schemas.microsoft.com/office/word/2010/wordprocessingDrawing" xmlns:wp="http://schemas.openxmlformats.org/drawingml/2006/wordprocessingDrawing" xmlns:w10="urn:schemas-microsoft-com:office:word" xmlns:w="http://schemas.openxmlformats.org/wordprocessingml/2006/main" xmlns:w14="http://schemas.microsoft.com/office/word/2010/wordml" xmlns:w15="http://schemas.microsoft.com/office/word/2012/wordml" xmlns:w16cex="http://schemas.microsoft.com/office/word/2018/wordml/cex" xmlns:w16cid="http://schemas.microsoft.com/office/word/2016/wordml/cid" xmlns:w16="http://schemas.microsoft.com/office/word/2018/wordml" xmlns:w16du="http://schemas.microsoft.com/office/word/2023/wordml/word16du" xmlns:w16sdtdh="http://schemas.microsoft.com/office/word/2020/wordml/sdtdatahash" xmlns:w16sdtfl="http://schemas.microsoft.com/office/word/2024/wordml/sdtformatlock" xmlns:w16se="http://schemas.microsoft.com/office/word/2015/wordml/symex" xmlns:wpg="http://schemas.microsoft.com/office/word/2010/wordprocessingGroup" xmlns:wpi="http://schemas.microsoft.com/office/word/2010/wordprocessingInk" xmlns:wne="http://schemas.microsoft.com/office/word/2006/wordml" xmlns:wps="http://schemas.microsoft.com/office/word/2010/wordprocessingShape" mc:Ignorable="w14 w15 w16se w16cid w16 w16cex w16sdtdh w16sdtfl w16du wp14">
+  <w:endnote w:type="separator" w:id="-1">
+    <w:p>
+      <w:pPr>
+        <w:spacing w:after="0"/>
+      </w:pPr>
+      <w:r>
+        <w:separator/>
+      </w:r>
+    </w:p>
+  </w:endnote>
+  <w:endnote w:type="continuationSeparator" w:id="0">
+    <w:p>
+      <w:pPr>
+        <w:spacing w:after="0"/>
+      </w:pPr>
+      <w:r>
+        <w:continuationSeparator/>
+      </w:r>
+    </w:p>
+  </w:endnote>
+</w:endnotes>
+</file>
+
+<file path=word/footer1.xml><?xml version="1.0" encoding="utf-8"?>
+<w:ftr xmlns:wpc="http://schemas.microsoft.com/office/word/2010/wordprocessingCanvas" xmlns:cx="http://schemas.microsoft.com/office/drawing/2014/chartex" xmlns:cx1="http://schemas.microsoft.com/office/drawing/2015/9/8/chartex" xmlns:cx2="http://schemas.microsoft.com/office/drawing/2015/10/21/chartex" xmlns:cx3="http://schemas.microsoft.com/office/drawing/2016/5/9/chartex" xmlns:cx4="http://schemas.microsoft.com/office/drawing/2016/5/10/chartex" xmlns:cx5="http://schemas.microsoft.com/office/drawing/2016/5/11/chartex" xmlns:cx6="http://schemas.microsoft.com/office/drawing/2016/5/12/chartex" xmlns:cx7="http://schemas.microsoft.com/office/drawing/2016/5/13/chartex" xmlns:cx8="http://schemas.microsoft.com/office/drawing/2016/5/14/chartex" xmlns:mc="http://schemas.openxmlformats.org/markup-compatibility/2006" xmlns:aink="http://schemas.microsoft.com/office/drawing/2016/ink" xmlns:am3d="http://schemas.microsoft.com/office/drawing/2017/model3d" xmlns:o="urn:schemas-microsoft-com:office:office" xmlns:oel="http://schemas.microsoft.com/office/2019/extlst" xmlns:r="http://schemas.openxmlformats.org/officeDocument/2006/relationships" xmlns:m="http://schemas.openxmlformats.org/officeDocument/2006/math" xmlns:v="urn:schemas-microsoft-com:vml" xmlns:wp14="http://schemas.microsoft.com/office/word/2010/wordprocessingDrawing" xmlns:wp="http://schemas.openxmlformats.org/drawingml/2006/wordprocessingDrawing" xmlns:w10="urn:schemas-microsoft-com:office:word" xmlns:w="http://schemas.openxmlformats.org/wordprocessingml/2006/main" xmlns:w14="http://schemas.microsoft.com/office/word/2010/wordml" xmlns:w15="http://schemas.microsoft.com/office/word/2012/wordml" xmlns:w16cex="http://schemas.microsoft.com/office/word/2018/wordml/cex" xmlns:w16cid="http://schemas.microsoft.com/office/word/2016/wordml/cid" xmlns:w16="http://schemas.microsoft.com/office/word/2018/wordml" xmlns:w16du="http://schemas.microsoft.com/office/word/2023/wordml/word16du" xmlns:w16sdtdh="http://schemas.microsoft.com/office/word/2020/wordml/sdtdatahash" xmlns:w16sdtfl="http://schemas.microsoft.com/office/word/2024/wordml/sdtformatlock" xmlns:w16se="http://schemas.microsoft.com/office/word/2015/wordml/symex" xmlns:wpg="http://schemas.microsoft.com/office/word/2010/wordprocessingGroup" xmlns:wpi="http://schemas.microsoft.com/office/word/2010/wordprocessingInk" xmlns:wne="http://schemas.microsoft.com/office/word/2006/wordml" xmlns:wps="http://schemas.microsoft.com/office/word/2010/wordprocessingShape" mc:Ignorable="w14 w15 w16se w16cid w16 w16cex w16sdtdh w16sdtfl w16du wp14">
+  <w:p>
+    <w:pPr>
+      <w:pStyle w:val="Footer"/>
+      <w:jc w:val="center"/>
+    </w:pPr>
+    <w:r>
+      <w:t xml:space="preserve">strana </w:t>
+    </w:r>
+    <w:r>
+      <w:fldChar w:fldCharType="begin"/>
+    </w:r>
+    <w:r>
+      <w:instrText xml:space="preserve"> PAGE  \* Arabic  \* MERGEFORMAT </w:instrText>
+    </w:r>
+    <w:r>
+      <w:fldChar w:fldCharType="separate"/>
+    </w:r>
+    <w:r>
+      <w:rPr>
+        <w:noProof/>
+      </w:rPr>
+      <w:t>5</w:t>
+    </w:r>
+    <w:r>
+      <w:fldChar w:fldCharType="end"/>
+    </w:r>
+    <w:r>
+      <w:t xml:space="preserve"> / </w:t>
+    </w:r>
+    <w:fldSimple w:instr=" NUMPAGES  \* Arabic  \* MERGEFORMAT ">
+      <w:r>
+        <w:rPr>
+          <w:noProof/>
+        </w:rPr>
+        <w:t>10</w:t>
+      </w:r>
+    </w:fldSimple>
+  </w:p>
+</w:ftr>
+</file>
+
+<file path=word/footnotes.xml><?xml version="1.0" encoding="utf-8"?>
+<w:footnotes xmlns:wpc="http://schemas.microsoft.com/office/word/2010/wordprocessingCanvas" xmlns:cx="http://schemas.microsoft.com/office/drawing/2014/chartex" xmlns:cx1="http://schemas.microsoft.com/office/drawing/2015/9/8/chartex" xmlns:cx2="http://schemas.microsoft.com/office/drawing/2015/10/21/chartex" xmlns:cx3="http://schemas.microsoft.com/office/drawing/2016/5/9/chartex" xmlns:cx4="http://schemas.microsoft.com/office/drawing/2016/5/10/chartex" xmlns:cx5="http://schemas.microsoft.com/office/drawing/2016/5/11/chartex" xmlns:cx6="http://schemas.microsoft.com/office/drawing/2016/5/12/chartex" xmlns:cx7="http://schemas.microsoft.com/office/drawing/2016/5/13/chartex" xmlns:cx8="http://schemas.microsoft.com/office/drawing/2016/5/14/chartex" xmlns:mc="http://schemas.openxmlformats.org/markup-compatibility/2006" xmlns:aink="http://schemas.microsoft.com/office/drawing/2016/ink" xmlns:am3d="http://schemas.microsoft.com/office/drawing/2017/model3d" xmlns:o="urn:schemas-microsoft-com:office:office" xmlns:oel="http://schemas.microsoft.com/office/2019/extlst" xmlns:r="http://schemas.openxmlformats.org/officeDocument/2006/relationships" xmlns:m="http://schemas.openxmlformats.org/officeDocument/2006/math" xmlns:v="urn:schemas-microsoft-com:vml" xmlns:wp14="http://schemas.microsoft.com/office/word/2010/wordprocessingDrawing" xmlns:wp="http://schemas.openxmlformats.org/drawingml/2006/wordprocessingDrawing" xmlns:w10="urn:schemas-microsoft-com:office:word" xmlns:w="http://schemas.openxmlformats.org/wordprocessingml/2006/main" xmlns:w14="http://schemas.microsoft.com/office/word/2010/wordml" xmlns:w15="http://schemas.microsoft.com/office/word/2012/wordml" xmlns:w16cex="http://schemas.microsoft.com/office/word/2018/wordml/cex" xmlns:w16cid="http://schemas.microsoft.com/office/word/2016/wordml/cid" xmlns:w16="http://schemas.microsoft.com/office/word/2018/wordml" xmlns:w16du="http://schemas.microsoft.com/office/word/2023/wordml/word16du" xmlns:w16sdtdh="http://schemas.microsoft.com/office/word/2020/wordml/sdtdatahash" xmlns:w16sdtfl="http://schemas.microsoft.com/office/word/2024/wordml/sdtformatlock" xmlns:w16se="http://schemas.microsoft.com/office/word/2015/wordml/symex" xmlns:wpg="http://schemas.microsoft.com/office/word/2010/wordprocessingGroup" xmlns:wpi="http://schemas.microsoft.com/office/word/2010/wordprocessingInk" xmlns:wne="http://schemas.microsoft.com/office/word/2006/wordml" xmlns:wps="http://schemas.microsoft.com/office/word/2010/wordprocessingShape" mc:Ignorable="w14 w15 w16se w16cid w16 w16cex w16sdtdh w16sdtfl w16du wp14">
+  <w:footnote w:type="separator" w:id="-1">
+    <w:p>
+      <w:pPr>
+        <w:spacing w:after="0"/>
+      </w:pPr>
+      <w:r>
+        <w:separator/>
+      </w:r>
+    </w:p>
+  </w:footnote>
+  <w:footnote w:type="continuationSeparator" w:id="0">
+    <w:p>
+      <w:pPr>
+        <w:spacing w:after="0"/>
+      </w:pPr>
+      <w:r>
+        <w:continuationSeparator/>
+      </w:r>
+    </w:p>
+  </w:footnote>
+</w:footnotes>
 </file>
 
 <file path=word/numbering.xml><?xml version="1.0" encoding="utf-8"?>
@@ -4549,6 +4681,10 @@
   <w:style w:type="paragraph" w:default="1" w:styleId="Normal">
     <w:name w:val="Normal"/>
     <w:qFormat/>
+    <w:rsid w:val="00BB4B2E"/>
+    <w:pPr>
+      <w:spacing w:after="120" w:line="240" w:lineRule="auto"/>
+    </w:pPr>
   </w:style>
   <w:style w:type="paragraph" w:styleId="Heading1">
     <w:name w:val="heading 1"/>
@@ -4577,10 +4713,9 @@
     <w:next w:val="Normal"/>
     <w:link w:val="Heading2Char"/>
     <w:uiPriority w:val="9"/>
-    <w:semiHidden/>
     <w:unhideWhenUsed/>
     <w:qFormat/>
-    <w:rsid w:val="00137BC2"/>
+    <w:rsid w:val="00BB4B2E"/>
     <w:pPr>
       <w:keepNext/>
       <w:keepLines/>
@@ -4589,8 +4724,7 @@
     </w:pPr>
     <w:rPr>
       <w:rFonts w:asciiTheme="majorHAnsi" w:eastAsiaTheme="majorEastAsia" w:hAnsiTheme="majorHAnsi" w:cstheme="majorBidi"/>
-      <w:color w:val="0F4761" w:themeColor="accent1" w:themeShade="BF"/>
-      <w:sz w:val="32"/>
+      <w:sz w:val="28"/>
       <w:szCs w:val="32"/>
     </w:rPr>
   </w:style>
@@ -4752,6 +4886,7 @@
   <w:style w:type="character" w:default="1" w:styleId="DefaultParagraphFont">
     <w:name w:val="Default Paragraph Font"/>
     <w:uiPriority w:val="1"/>
+    <w:semiHidden/>
     <w:unhideWhenUsed/>
   </w:style>
   <w:style w:type="table" w:default="1" w:styleId="TableNormal">
@@ -4782,7 +4917,7 @@
     <w:qFormat/>
     <w:rsid w:val="00EE47E6"/>
     <w:pPr>
-      <w:spacing w:after="0" w:line="240" w:lineRule="auto"/>
+      <w:spacing w:after="0"/>
     </w:pPr>
     <w:rPr>
       <w:rFonts w:ascii="Courier New" w:hAnsi="Courier New" w:cs="Courier New"/>
@@ -4817,12 +4952,10 @@
     <w:basedOn w:val="DefaultParagraphFont"/>
     <w:link w:val="Heading2"/>
     <w:uiPriority w:val="9"/>
-    <w:semiHidden/>
-    <w:rsid w:val="00137BC2"/>
+    <w:rsid w:val="00BB4B2E"/>
     <w:rPr>
       <w:rFonts w:asciiTheme="majorHAnsi" w:eastAsiaTheme="majorEastAsia" w:hAnsiTheme="majorHAnsi" w:cstheme="majorBidi"/>
-      <w:color w:val="0F4761" w:themeColor="accent1" w:themeShade="BF"/>
-      <w:sz w:val="32"/>
+      <w:sz w:val="28"/>
       <w:szCs w:val="32"/>
     </w:rPr>
   </w:style>
@@ -4927,7 +5060,7 @@
     <w:qFormat/>
     <w:rsid w:val="00137BC2"/>
     <w:pPr>
-      <w:spacing w:after="80" w:line="240" w:lineRule="auto"/>
+      <w:spacing w:after="80"/>
       <w:contextualSpacing/>
     </w:pPr>
     <w:rPr>
@@ -5088,6 +5221,50 @@
       <w:color w:val="0F4761" w:themeColor="accent1" w:themeShade="BF"/>
       <w:spacing w:val="5"/>
     </w:rPr>
+  </w:style>
+  <w:style w:type="paragraph" w:styleId="Header">
+    <w:name w:val="header"/>
+    <w:basedOn w:val="Normal"/>
+    <w:link w:val="HeaderChar"/>
+    <w:uiPriority w:val="99"/>
+    <w:unhideWhenUsed/>
+    <w:rsid w:val="00BB4B2E"/>
+    <w:pPr>
+      <w:tabs>
+        <w:tab w:val="center" w:pos="4513"/>
+        <w:tab w:val="right" w:pos="9026"/>
+      </w:tabs>
+      <w:spacing w:after="0"/>
+    </w:pPr>
+  </w:style>
+  <w:style w:type="character" w:customStyle="1" w:styleId="HeaderChar">
+    <w:name w:val="Header Char"/>
+    <w:basedOn w:val="DefaultParagraphFont"/>
+    <w:link w:val="Header"/>
+    <w:uiPriority w:val="99"/>
+    <w:rsid w:val="00BB4B2E"/>
+  </w:style>
+  <w:style w:type="paragraph" w:styleId="Footer">
+    <w:name w:val="footer"/>
+    <w:basedOn w:val="Normal"/>
+    <w:link w:val="FooterChar"/>
+    <w:uiPriority w:val="99"/>
+    <w:unhideWhenUsed/>
+    <w:rsid w:val="00BB4B2E"/>
+    <w:pPr>
+      <w:tabs>
+        <w:tab w:val="center" w:pos="4513"/>
+        <w:tab w:val="right" w:pos="9026"/>
+      </w:tabs>
+      <w:spacing w:after="0"/>
+    </w:pPr>
+  </w:style>
+  <w:style w:type="character" w:customStyle="1" w:styleId="FooterChar">
+    <w:name w:val="Footer Char"/>
+    <w:basedOn w:val="DefaultParagraphFont"/>
+    <w:link w:val="Footer"/>
+    <w:uiPriority w:val="99"/>
+    <w:rsid w:val="00BB4B2E"/>
   </w:style>
 </w:styles>
 </file>
